--- a/CÔNG TY CÔNG NGHIỆP BỬU CHI/BuuChi_ThanhLapMoi/Điều lệ công ty.docx
+++ b/CÔNG TY CÔNG NGHIỆP BỬU CHI/BuuChi_ThanhLapMoi/Điều lệ công ty.docx
@@ -2102,7 +2102,7 @@
           <w:sz w:val="26"/>
           <w:szCs w:val="26"/>
         </w:rPr>
-        <w:t>LÊ KIÊM CHÍ</w:t>
+        <w:t>LÊ KIÊM XUYẾN</w:t>
       </w:r>
       <w:r>
         <w:rPr>
@@ -2135,7 +2135,7 @@
           <w:sz w:val="26"/>
           <w:szCs w:val="26"/>
         </w:rPr>
-        <w:t>15/04/1949</w:t>
+        <w:t>22/10/1950</w:t>
       </w:r>
     </w:p>
     <w:p>
@@ -2157,71 +2157,24 @@
       </w:r>
       <w:r>
         <w:rPr>
-          <w:sz w:val="26"/>
-          <w:szCs w:val="26"/>
-        </w:rPr>
-        <w:t>075149004366</w:t>
-      </w:r>
-    </w:p>
-    <w:p>
-      <w:pPr>
-        <w:spacing w:line="240" w:lineRule="auto"/>
-        <w:ind w:firstLine="360"/>
-        <w:rPr>
-          <w:sz w:val="26"/>
-          <w:szCs w:val="26"/>
-        </w:rPr>
-      </w:pPr>
-      <w:r>
-        <w:rPr>
-          <w:sz w:val="26"/>
-          <w:szCs w:val="26"/>
-          <w:lang w:val="vi-VN"/>
-        </w:rPr>
-        <w:t xml:space="preserve">Ngày cấp: </w:t>
-      </w:r>
-      <w:r>
-        <w:rPr>
-          <w:sz w:val="26"/>
-          <w:szCs w:val="26"/>
-        </w:rPr>
-        <w:t>26/05/2022</w:t>
-      </w:r>
-    </w:p>
-    <w:p>
-      <w:pPr>
-        <w:spacing w:line="240" w:lineRule="auto"/>
-        <w:ind w:firstLine="360"/>
-        <w:rPr>
-          <w:sz w:val="26"/>
-          <w:szCs w:val="26"/>
-        </w:rPr>
-      </w:pPr>
-      <w:r>
-        <w:rPr>
-          <w:sz w:val="26"/>
-          <w:szCs w:val="26"/>
-          <w:lang w:val="vi-VN"/>
-        </w:rPr>
-        <w:t xml:space="preserve">Nơi cấp: </w:t>
-      </w:r>
-      <w:r>
-        <w:rPr>
-          <w:sz w:val="26"/>
-          <w:szCs w:val="26"/>
-        </w:rPr>
-        <w:t>Bộ Công An</w:t>
-      </w:r>
-    </w:p>
-    <w:p>
-      <w:pPr>
-        <w:spacing w:line="240" w:lineRule="auto"/>
-        <w:ind w:firstLine="360"/>
-        <w:rPr>
-          <w:sz w:val="26"/>
-          <w:szCs w:val="26"/>
-        </w:rPr>
-      </w:pPr>
+          <w:rFonts w:eastAsia="Times New Roman"/>
+          <w:sz w:val="26"/>
+          <w:szCs w:val="26"/>
+        </w:rPr>
+        <w:t>075150004124</w:t>
+      </w:r>
+    </w:p>
+    <w:p>
+      <w:pPr>
+        <w:spacing w:line="240" w:lineRule="auto"/>
+        <w:ind w:firstLine="360"/>
+        <w:rPr>
+          <w:sz w:val="26"/>
+          <w:szCs w:val="26"/>
+        </w:rPr>
+      </w:pPr>
+      <w:bookmarkStart w:id="1" w:name="_GoBack"/>
+      <w:bookmarkEnd w:id="1"/>
       <w:r>
         <w:rPr>
           <w:sz w:val="26"/>
@@ -2834,7 +2787,7 @@
         </w:rPr>
         <w:t xml:space="preserve">3. </w:t>
       </w:r>
-      <w:bookmarkStart w:id="1" w:name="dieu_13"/>
+      <w:bookmarkStart w:id="2" w:name="dieu_13"/>
       <w:r>
         <w:rPr>
           <w:bCs/>
@@ -2845,7 +2798,7 @@
         </w:rPr>
         <w:t>Trách nhiệm của người đại diện theo pháp luật của doanh nghiệp</w:t>
       </w:r>
-      <w:bookmarkEnd w:id="1"/>
+      <w:bookmarkEnd w:id="2"/>
     </w:p>
     <w:p>
       <w:pPr>
@@ -2940,7 +2893,6 @@
           <w:szCs w:val="26"/>
           <w:lang w:val="vi-VN"/>
         </w:rPr>
-        <w:lastRenderedPageBreak/>
         <w:t>c) Thông báo kịp thời, đầy đủ, chính xác cho doanh nghiệp về doanh nghiệp mà mình, người có liên quan của mình làm chủ hoặc có cổ phần, phần vốn góp theo quy định của Luật Doanh nghiệp.</w:t>
       </w:r>
     </w:p>
@@ -2965,6 +2917,7 @@
           <w:szCs w:val="26"/>
           <w:lang w:val="vi-VN"/>
         </w:rPr>
+        <w:lastRenderedPageBreak/>
         <w:t xml:space="preserve">Người đại diện theo pháp luật của doanh nghiệp chịu trách nhiệm cá nhân đối với thiệt hại cho doanh nghiệp do vi phạm trách nhiệm quy định tại khoản </w:t>
       </w:r>
       <w:r>
@@ -3438,7 +3391,7 @@
         </w:rPr>
         <w:tab/>
       </w:r>
-      <w:bookmarkStart w:id="2" w:name="_Hlk60644364"/>
+      <w:bookmarkStart w:id="3" w:name="_Hlk60644364"/>
     </w:p>
     <w:p>
       <w:pPr>
@@ -3834,7 +3787,6 @@
           <w:sz w:val="26"/>
           <w:szCs w:val="26"/>
         </w:rPr>
-        <w:lastRenderedPageBreak/>
         <w:t xml:space="preserve">Xã/Phường/Đặc khu: </w:t>
       </w:r>
       <w:r>
@@ -4088,7 +4040,7 @@
         <w:t>của chủ sở hữu công ty</w:t>
       </w:r>
     </w:p>
-    <w:bookmarkEnd w:id="2"/>
+    <w:bookmarkEnd w:id="3"/>
     <w:p>
       <w:pPr>
         <w:spacing w:line="240" w:lineRule="auto"/>
@@ -4350,7 +4302,7 @@
           <w:lang w:val="vi-VN"/>
         </w:rPr>
       </w:pPr>
-      <w:bookmarkStart w:id="3" w:name="_Toc115580063"/>
+      <w:bookmarkStart w:id="4" w:name="_Toc115580063"/>
       <w:r>
         <w:rPr>
           <w:color w:val="000000"/>
@@ -4359,7 +4311,6 @@
           <w:szCs w:val="26"/>
           <w:lang w:val="vi-VN"/>
         </w:rPr>
-        <w:lastRenderedPageBreak/>
         <w:t>1. Góp đủ và đúng hạn vốn điều lệ công ty.</w:t>
       </w:r>
     </w:p>
@@ -4406,6 +4357,7 @@
           <w:szCs w:val="26"/>
           <w:lang w:val="vi-VN"/>
         </w:rPr>
+        <w:lastRenderedPageBreak/>
         <w:t>3. Phải xác định và tách biệt tài sản của chủ sở hữu công ty với tài sản của công ty. Chủ sở hữu công ty là cá nhân phải tách biệt chi tiêu của cá nhân và gia đình mình với chi tiêu của Chủ tịch công ty, Giám đốc</w:t>
       </w:r>
       <w:r>
@@ -4548,7 +4500,7 @@
         </w:rPr>
         <w:t xml:space="preserve"> và Điều lệ công ty</w:t>
       </w:r>
-      <w:bookmarkEnd w:id="3"/>
+      <w:bookmarkEnd w:id="4"/>
       <w:r>
         <w:rPr>
           <w:color w:val="000000"/>
@@ -4687,7 +4639,7 @@
           <w:lang w:val="vi-VN"/>
         </w:rPr>
       </w:pPr>
-      <w:bookmarkStart w:id="4" w:name="_Hlk60645860"/>
+      <w:bookmarkStart w:id="5" w:name="_Hlk60645860"/>
       <w:r>
         <w:rPr>
           <w:color w:val="000000"/>
@@ -5759,7 +5711,7 @@
           <w:lang w:val="vi-VN"/>
         </w:rPr>
       </w:pPr>
-      <w:bookmarkStart w:id="5" w:name="_Toc115580070"/>
+      <w:bookmarkStart w:id="6" w:name="_Toc115580070"/>
       <w:r>
         <w:rPr>
           <w:color w:val="000000"/>
@@ -5868,7 +5820,7 @@
         </w:rPr>
         <w:t>có thể do chủ sở hữu công ty chi trả trực tiếp theo quy định.</w:t>
       </w:r>
-      <w:bookmarkEnd w:id="5"/>
+      <w:bookmarkEnd w:id="6"/>
     </w:p>
     <w:p>
       <w:pPr>
@@ -5995,8 +5947,8 @@
           <w:lang w:val="vi-VN"/>
         </w:rPr>
       </w:pPr>
-      <w:bookmarkStart w:id="6" w:name="_Hlk60645937"/>
-      <w:bookmarkEnd w:id="4"/>
+      <w:bookmarkStart w:id="7" w:name="_Hlk60645937"/>
+      <w:bookmarkEnd w:id="5"/>
       <w:r>
         <w:rPr>
           <w:rFonts w:ascii="Times New Roman" w:hAnsi="Times New Roman"/>
@@ -6585,7 +6537,7 @@
         </w:rPr>
         <w:t xml:space="preserve">. </w:t>
       </w:r>
-      <w:bookmarkStart w:id="7" w:name="_Toc115580161"/>
+      <w:bookmarkStart w:id="8" w:name="_Toc115580161"/>
       <w:r>
         <w:rPr>
           <w:rFonts w:ascii="Times New Roman" w:hAnsi="Times New Roman"/>
@@ -6600,7 +6552,7 @@
         </w:rPr>
         <w:t> </w:t>
       </w:r>
-      <w:bookmarkEnd w:id="7"/>
+      <w:bookmarkEnd w:id="8"/>
       <w:r>
         <w:rPr>
           <w:rFonts w:ascii="Times New Roman" w:hAnsi="Times New Roman"/>
@@ -6768,7 +6720,7 @@
           <w:lang w:val="vi-VN"/>
         </w:rPr>
       </w:pPr>
-      <w:bookmarkStart w:id="8" w:name="_Hlk60645556"/>
+      <w:bookmarkStart w:id="9" w:name="_Hlk60645556"/>
       <w:r>
         <w:rPr>
           <w:sz w:val="26"/>
@@ -7134,7 +7086,7 @@
         </w:rPr>
       </w:pPr>
     </w:p>
-    <w:bookmarkEnd w:id="8"/>
+    <w:bookmarkEnd w:id="9"/>
     <w:p>
       <w:pPr>
         <w:pStyle w:val="Heading3"/>
@@ -7589,7 +7541,7 @@
         </w:rPr>
         <w:t xml:space="preserve">Những vấn đề liên quan đến hoạt động của Công ty không được nêu trong Bản Điều lệ này sẽ do Luật Doanh nghiệp và các văn bản pháp luật liên quan khác điều chỉnh. </w:t>
       </w:r>
-      <w:bookmarkEnd w:id="6"/>
+      <w:bookmarkEnd w:id="7"/>
     </w:p>
     <w:p>
       <w:pPr>
@@ -7920,8 +7872,6 @@
         </w:rPr>
         <w:t xml:space="preserve"> năm 2026</w:t>
       </w:r>
-      <w:bookmarkStart w:id="9" w:name="_GoBack"/>
-      <w:bookmarkEnd w:id="9"/>
     </w:p>
     <w:p>
       <w:pPr>
